--- a/docs/plans/PLAN-remote-control-audit-fix-2026-07-26/PLAN-MASTER.docx
+++ b/docs/plans/PLAN-remote-control-audit-fix-2026-07-26/PLAN-MASTER.docx
@@ -40,7 +40,7 @@
         <w:rPr>
           <w:sz w:val="21"/>
         </w:rPr>
-        <w:t>updated: 2026-07-26 14:44</w:t>
+        <w:t>updated: 2026-07-26 15:10</w:t>
       </w:r>
     </w:p>
     <w:p>
@@ -51,7 +51,7 @@
         <w:rPr>
           <w:sz w:val="21"/>
         </w:rPr>
-        <w:t>status: in-progress</w:t>
+        <w:t>status: completed</w:t>
       </w:r>
     </w:p>
     <w:p>
@@ -5560,7 +5560,7 @@
               <w:rPr>
                 <w:sz w:val="20"/>
               </w:rPr>
-              <w:t>⬜</w:t>
+              <w:t>✅</w:t>
             </w:r>
           </w:p>
         </w:tc>
@@ -5602,7 +5602,7 @@
               <w:rPr>
                 <w:sz w:val="20"/>
               </w:rPr>
-              <w:t>-</w:t>
+              <w:t>2026-07-26 14:53</w:t>
             </w:r>
           </w:p>
         </w:tc>
@@ -5680,7 +5680,7 @@
               <w:rPr>
                 <w:sz w:val="20"/>
               </w:rPr>
-              <w:t>⬜</w:t>
+              <w:t>✅</w:t>
             </w:r>
           </w:p>
         </w:tc>
@@ -5720,7 +5720,7 @@
               <w:rPr>
                 <w:sz w:val="20"/>
               </w:rPr>
-              <w:t>-</w:t>
+              <w:t>2026-07-26 15:10</w:t>
             </w:r>
           </w:p>
         </w:tc>
@@ -6550,7 +6550,7 @@
               <w:rPr>
                 <w:sz w:val="20"/>
               </w:rPr>
-              <w:t>2026-07-26 14:44</w:t>
+              <w:t>2026-07-26 14:53</w:t>
             </w:r>
           </w:p>
         </w:tc>
@@ -6570,7 +6570,163 @@
               <w:rPr>
                 <w:sz w:val="20"/>
               </w:rPr>
+              <w:t xml:space="preserve">Bước 4.1 Done — review PASS toàn bộ 4 commit; build 0 error cả 3 project (kể cả ZcuAgent publish linux-x64, CcuUI win-x64/linux-x64); tự fix 1 lỗi ShellQuote từ chối oan </w:t>
+            </w:r>
+            <w:r>
+              <w:rPr>
+                <w:rFonts w:ascii="Courier New" w:hAnsi="Courier New"/>
+                <w:color w:val="F05922"/>
+                <w:sz w:val="20"/>
+              </w:rPr>
+              <w:t>~</w:t>
+            </w:r>
+            <w:r>
+              <w:rPr>
+                <w:sz w:val="20"/>
+              </w:rPr>
+              <w:t>/</w:t>
+            </w:r>
+            <w:r>
+              <w:rPr>
+                <w:rFonts w:ascii="Courier New" w:hAnsi="Courier New"/>
+                <w:color w:val="F05922"/>
+                <w:sz w:val="20"/>
+              </w:rPr>
+              <w:t>%</w:t>
+            </w:r>
+            <w:r>
+              <w:rPr>
+                <w:sz w:val="20"/>
+              </w:rPr>
+              <w:t xml:space="preserve"> trong tên .deb (de981cf); TD-1 (ShellQuote public) + TD-2 (EncodeFrameJpeg alloc) ghi tech-debt; xác nhận bỏ KIOSK_SUDO_PASS ở CcuUI an toàn (script kiosk đi qua KioskDeployService vẫn set env); appsettings.json ZcuAgent còn default 0.0.0.0/0 do hook chặn — cần user quyết. CHƯA PUSH — chờ user</w:t>
+            </w:r>
+          </w:p>
+        </w:tc>
+        <w:tc>
+          <w:tcPr>
+            <w:tcW w:type="dxa" w:w="3230"/>
+            <w:shd w:val="clear" w:color="auto" w:fill="B8B3D6"/>
+            <w:tcBorders>
+              <w:top w:val="single" w:sz="4" w:space="0" w:color="CBCBCB"/>
+              <w:left w:val="single" w:sz="4" w:space="0" w:color="CBCBCB"/>
+              <w:bottom w:val="single" w:sz="4" w:space="0" w:color="CBCBCB"/>
+              <w:right w:val="single" w:sz="4" w:space="0" w:color="CBCBCB"/>
+            </w:tcBorders>
+          </w:tcPr>
+          <w:p>
+            <w:r>
+              <w:rPr>
+                <w:sz w:val="20"/>
+              </w:rPr>
+              <w:t>Tech Lead</w:t>
+            </w:r>
+          </w:p>
+        </w:tc>
+      </w:tr>
+      <w:tr>
+        <w:tc>
+          <w:tcPr>
+            <w:tcW w:type="dxa" w:w="3230"/>
+            <w:tcBorders>
+              <w:top w:val="single" w:sz="4" w:space="0" w:color="CBCBCB"/>
+              <w:left w:val="single" w:sz="4" w:space="0" w:color="CBCBCB"/>
+              <w:bottom w:val="single" w:sz="4" w:space="0" w:color="CBCBCB"/>
+              <w:right w:val="single" w:sz="4" w:space="0" w:color="CBCBCB"/>
+            </w:tcBorders>
+          </w:tcPr>
+          <w:p>
+            <w:r>
+              <w:rPr>
+                <w:sz w:val="20"/>
+              </w:rPr>
+              <w:t>2026-07-26 14:44</w:t>
+            </w:r>
+          </w:p>
+        </w:tc>
+        <w:tc>
+          <w:tcPr>
+            <w:tcW w:type="dxa" w:w="3230"/>
+            <w:tcBorders>
+              <w:top w:val="single" w:sz="4" w:space="0" w:color="CBCBCB"/>
+              <w:left w:val="single" w:sz="4" w:space="0" w:color="CBCBCB"/>
+              <w:bottom w:val="single" w:sz="4" w:space="0" w:color="CBCBCB"/>
+              <w:right w:val="single" w:sz="4" w:space="0" w:color="CBCBCB"/>
+            </w:tcBorders>
+          </w:tcPr>
+          <w:p>
+            <w:r>
+              <w:rPr>
+                <w:sz w:val="20"/>
+              </w:rPr>
               <w:t>Bước 3.2 Done — fix 7 mục security/quality CcuUI (S3, L6, L7, Q14, Q15, Q17, Q18); S3: password sudo qua STDIN channel (CreateInputStream), bỏ KIOSK_SUDO_PASS; tạo mới ConfirmDeleteDialog (Q14, §20.4); build 0 error / 19 warning baseline, commit 8b0aaa3 (chưa push). Đề xuất 4.1: nâng ShellQuote public + helper sudo dùng chung</w:t>
+            </w:r>
+          </w:p>
+        </w:tc>
+        <w:tc>
+          <w:tcPr>
+            <w:tcW w:type="dxa" w:w="3230"/>
+            <w:tcBorders>
+              <w:top w:val="single" w:sz="4" w:space="0" w:color="CBCBCB"/>
+              <w:left w:val="single" w:sz="4" w:space="0" w:color="CBCBCB"/>
+              <w:bottom w:val="single" w:sz="4" w:space="0" w:color="CBCBCB"/>
+              <w:right w:val="single" w:sz="4" w:space="0" w:color="CBCBCB"/>
+            </w:tcBorders>
+          </w:tcPr>
+          <w:p>
+            <w:r>
+              <w:rPr>
+                <w:sz w:val="20"/>
+              </w:rPr>
+              <w:t>Senior Developer</w:t>
+            </w:r>
+          </w:p>
+        </w:tc>
+      </w:tr>
+      <w:tr>
+        <w:tc>
+          <w:tcPr>
+            <w:tcW w:type="dxa" w:w="3230"/>
+            <w:shd w:val="clear" w:color="auto" w:fill="B8B3D6"/>
+            <w:tcBorders>
+              <w:top w:val="single" w:sz="4" w:space="0" w:color="CBCBCB"/>
+              <w:left w:val="single" w:sz="4" w:space="0" w:color="CBCBCB"/>
+              <w:bottom w:val="single" w:sz="4" w:space="0" w:color="CBCBCB"/>
+              <w:right w:val="single" w:sz="4" w:space="0" w:color="CBCBCB"/>
+            </w:tcBorders>
+          </w:tcPr>
+          <w:p>
+            <w:r>
+              <w:rPr>
+                <w:sz w:val="20"/>
+              </w:rPr>
+              <w:t>2026-07-26 15:10</w:t>
+            </w:r>
+          </w:p>
+        </w:tc>
+        <w:tc>
+          <w:tcPr>
+            <w:tcW w:type="dxa" w:w="3230"/>
+            <w:shd w:val="clear" w:color="auto" w:fill="B8B3D6"/>
+            <w:tcBorders>
+              <w:top w:val="single" w:sz="4" w:space="0" w:color="CBCBCB"/>
+              <w:left w:val="single" w:sz="4" w:space="0" w:color="CBCBCB"/>
+              <w:bottom w:val="single" w:sz="4" w:space="0" w:color="CBCBCB"/>
+              <w:right w:val="single" w:sz="4" w:space="0" w:color="CBCBCB"/>
+            </w:tcBorders>
+          </w:tcPr>
+          <w:p>
+            <w:r>
+              <w:rPr>
+                <w:sz w:val="20"/>
+              </w:rPr>
+              <w:t xml:space="preserve">Bước 5.1 Done — CODE-GRAPH viết lại v2.0 (8 thay đổi API) + PDF; GOTCHAS G012–G016; 3 lessons toàn cục + INDEX/LESSONS-LOG; BUG report §9 kết quả xử lý (S5/S6 cố ý giữ nguyên) → status Đã xử lý; TECH-DEBT.md mới (TD-1, TD-2). </w:t>
+            </w:r>
+            <w:r>
+              <w:rPr>
+                <w:b/>
+                <w:sz w:val="20"/>
+              </w:rPr>
+              <w:t>PLAN HOÀN THÀNH — status: completed. CHƯA PUSH, chờ user; còn 2 việc cần user quyết: appsettings.json ZcuAgent + lịch TD-1/TD-2</w:t>
             </w:r>
           </w:p>
         </w:tc>
